--- a/public/Sorted Pace Form.docx
+++ b/public/Sorted Pace Form.docx
@@ -3325,7 +3325,7 @@
               <w:rPr>
                 <w:rFonts w:ascii="Times New Roman" w:hAnsi="Times New Roman" w:cs="Times New Roman"/>
               </w:rPr>
-              <w:t xml:space="preserve"> _</w:t>
+              <w:t>_</w:t>
             </w:r>
             <w:r>
               <w:rPr>
@@ -3855,6 +3855,8 @@
               </w:rPr>
               <w:t>}</w:t>
             </w:r>
+            <w:bookmarkStart w:id="0" w:name="_GoBack"/>
+            <w:bookmarkEnd w:id="0"/>
           </w:p>
         </w:tc>
         <w:tc>
@@ -3925,7 +3927,7 @@
             </w:tcBorders>
             <w:hideMark/>
           </w:tcPr>
-          <w:bookmarkStart w:id="0" w:name="_Hlk33695818" w:displacedByCustomXml="next"/>
+          <w:bookmarkStart w:id="1" w:name="_Hlk33695818" w:displacedByCustomXml="next"/>
           <w:sdt>
             <w:sdtPr>
               <w:rPr>
@@ -4684,7 +4686,7 @@
           </w:p>
         </w:tc>
       </w:tr>
-      <w:bookmarkEnd w:id="0"/>
+      <w:bookmarkEnd w:id="1"/>
     </w:tbl>
     <w:p>
       <w:pPr>
@@ -5081,7 +5083,7 @@
             </w:tcBorders>
             <w:hideMark/>
           </w:tcPr>
-          <w:bookmarkStart w:id="1" w:name="_Hlk33695865" w:displacedByCustomXml="next"/>
+          <w:bookmarkStart w:id="2" w:name="_Hlk33695865" w:displacedByCustomXml="next"/>
           <w:sdt>
             <w:sdtPr>
               <w:rPr>
@@ -7378,7 +7380,7 @@
           </w:p>
         </w:tc>
       </w:tr>
-      <w:bookmarkEnd w:id="1"/>
+      <w:bookmarkEnd w:id="2"/>
     </w:tbl>
     <w:p>
       <w:pPr>
@@ -7629,7 +7631,7 @@
                 <w:sz w:val="16"/>
                 <w:szCs w:val="16"/>
               </w:rPr>
-              <w:t>{place _</w:t>
+              <w:t>{</w:t>
             </w:r>
             <w:proofErr w:type="spellStart"/>
             <w:r>
@@ -7638,7 +7640,15 @@
                 <w:sz w:val="16"/>
                 <w:szCs w:val="16"/>
               </w:rPr>
-              <w:t>of_interview</w:t>
+              <w:t>place</w:t>
+            </w:r>
+            <w:r>
+              <w:rPr>
+                <w:rFonts w:ascii="Tahoma" w:eastAsia="Times New Roman" w:hAnsi="Tahoma" w:cs="Tahoma"/>
+                <w:sz w:val="16"/>
+                <w:szCs w:val="16"/>
+              </w:rPr>
+              <w:t>_of_interview</w:t>
             </w:r>
             <w:proofErr w:type="spellEnd"/>
             <w:r>
@@ -8351,10 +8361,7 @@
         </w:tc>
       </w:tr>
     </w:tbl>
-    <w:p>
-      <w:bookmarkStart w:id="2" w:name="_GoBack"/>
-      <w:bookmarkEnd w:id="2"/>
-    </w:p>
+    <w:p/>
     <w:sectPr>
       <w:pgSz w:w="11906" w:h="16838"/>
       <w:pgMar w:top="720" w:right="720" w:bottom="720" w:left="720" w:header="708" w:footer="708" w:gutter="0"/>
@@ -8927,6 +8934,7 @@
     <w:rsid w:val="00062DF1"/>
     <w:rsid w:val="003932E3"/>
     <w:rsid w:val="004A3024"/>
+    <w:rsid w:val="00961E7E"/>
     <w:rsid w:val="00BE71C0"/>
   </w:rsids>
   <m:mathPr>

--- a/public/Sorted Pace Form.docx
+++ b/public/Sorted Pace Form.docx
@@ -762,6 +762,12 @@
               </w:rPr>
               <w:t>time_of_advice_call</w:t>
             </w:r>
+            <w:r>
+              <w:rPr>
+                <w:rFonts w:ascii="Times New Roman" w:hAnsi="Times New Roman" w:cs="Times New Roman"/>
+              </w:rPr>
+              <w:t>_to_client</w:t>
+            </w:r>
             <w:proofErr w:type="spellEnd"/>
             <w:r>
               <w:rPr>
@@ -845,7 +851,19 @@
               <w:rPr>
                 <w:rFonts w:ascii="Times New Roman" w:hAnsi="Times New Roman" w:cs="Times New Roman"/>
               </w:rPr>
-              <w:t>{delay_over_45}</w:t>
+              <w:t>{delay_over_45</w:t>
+            </w:r>
+            <w:r>
+              <w:rPr>
+                <w:rFonts w:ascii="Times New Roman" w:hAnsi="Times New Roman" w:cs="Times New Roman"/>
+              </w:rPr>
+              <w:t>_mins</w:t>
+            </w:r>
+            <w:r>
+              <w:rPr>
+                <w:rFonts w:ascii="Times New Roman" w:hAnsi="Times New Roman" w:cs="Times New Roman"/>
+              </w:rPr>
+              <w:t>}</w:t>
             </w:r>
           </w:p>
         </w:tc>
@@ -1144,11 +1162,11 @@
         <w:tblLook w:val="04A0" w:firstRow="1" w:lastRow="0" w:firstColumn="1" w:lastColumn="0" w:noHBand="0" w:noVBand="1"/>
       </w:tblPr>
       <w:tblGrid>
-        <w:gridCol w:w="1696"/>
-        <w:gridCol w:w="3376"/>
+        <w:gridCol w:w="1695"/>
+        <w:gridCol w:w="3381"/>
         <w:gridCol w:w="1894"/>
-        <w:gridCol w:w="698"/>
-        <w:gridCol w:w="3393"/>
+        <w:gridCol w:w="696"/>
+        <w:gridCol w:w="3391"/>
       </w:tblGrid>
       <w:tr>
         <w:trPr>
@@ -1216,6 +1234,24 @@
                 <w:rFonts w:ascii="Times New Roman" w:hAnsi="Times New Roman" w:cs="Times New Roman"/>
               </w:rPr>
             </w:pPr>
+            <w:r>
+              <w:rPr>
+                <w:rFonts w:ascii="Times New Roman" w:hAnsi="Times New Roman" w:cs="Times New Roman"/>
+              </w:rPr>
+              <w:t>{</w:t>
+            </w:r>
+            <w:r>
+              <w:rPr>
+                <w:rFonts w:ascii="Times New Roman" w:hAnsi="Times New Roman" w:cs="Times New Roman"/>
+              </w:rPr>
+              <w:t>client</w:t>
+            </w:r>
+            <w:r>
+              <w:rPr>
+                <w:rFonts w:ascii="Times New Roman" w:hAnsi="Times New Roman" w:cs="Times New Roman"/>
+              </w:rPr>
+              <w:t>}</w:t>
+            </w:r>
           </w:p>
         </w:tc>
         <w:tc>
@@ -1281,6 +1317,26 @@
                 <w:rFonts w:ascii="Times New Roman" w:hAnsi="Times New Roman" w:cs="Times New Roman"/>
               </w:rPr>
             </w:pPr>
+            <w:r>
+              <w:rPr>
+                <w:rFonts w:ascii="Times New Roman" w:hAnsi="Times New Roman" w:cs="Times New Roman"/>
+              </w:rPr>
+              <w:t>{</w:t>
+            </w:r>
+            <w:proofErr w:type="spellStart"/>
+            <w:r>
+              <w:rPr>
+                <w:rFonts w:ascii="Times New Roman" w:hAnsi="Times New Roman" w:cs="Times New Roman"/>
+              </w:rPr>
+              <w:t>client_dob</w:t>
+            </w:r>
+            <w:proofErr w:type="spellEnd"/>
+            <w:r>
+              <w:rPr>
+                <w:rFonts w:ascii="Times New Roman" w:hAnsi="Times New Roman" w:cs="Times New Roman"/>
+              </w:rPr>
+              <w:t>}</w:t>
+            </w:r>
           </w:p>
         </w:tc>
       </w:tr>
@@ -1363,6 +1419,12 @@
               <w:rPr>
                 <w:rFonts w:ascii="Times New Roman" w:hAnsi="Times New Roman" w:cs="Times New Roman"/>
               </w:rPr>
+              <w:t>client_</w:t>
+            </w:r>
+            <w:r>
+              <w:rPr>
+                <w:rFonts w:ascii="Times New Roman" w:hAnsi="Times New Roman" w:cs="Times New Roman"/>
+              </w:rPr>
               <w:t>address_type</w:t>
             </w:r>
             <w:proofErr w:type="spellEnd"/>
@@ -1492,6 +1554,12 @@
               <w:t>{</w:t>
             </w:r>
             <w:proofErr w:type="spellStart"/>
+            <w:r>
+              <w:rPr>
+                <w:rFonts w:ascii="Times New Roman" w:hAnsi="Times New Roman" w:cs="Times New Roman"/>
+              </w:rPr>
+              <w:t>client_</w:t>
+            </w:r>
             <w:r>
               <w:rPr>
                 <w:rFonts w:ascii="Times New Roman" w:hAnsi="Times New Roman" w:cs="Times New Roman"/>
@@ -1617,7 +1685,27 @@
               <w:rPr>
                 <w:rFonts w:ascii="Times New Roman" w:hAnsi="Times New Roman" w:cs="Times New Roman"/>
               </w:rPr>
-              <w:t>{details}</w:t>
+              <w:t>{</w:t>
+            </w:r>
+            <w:proofErr w:type="spellStart"/>
+            <w:r>
+              <w:rPr>
+                <w:rFonts w:ascii="Times New Roman" w:hAnsi="Times New Roman" w:cs="Times New Roman"/>
+              </w:rPr>
+              <w:t>custody_</w:t>
+            </w:r>
+            <w:r>
+              <w:rPr>
+                <w:rFonts w:ascii="Times New Roman" w:hAnsi="Times New Roman" w:cs="Times New Roman"/>
+              </w:rPr>
+              <w:t>details</w:t>
+            </w:r>
+            <w:proofErr w:type="spellEnd"/>
+            <w:r>
+              <w:rPr>
+                <w:rFonts w:ascii="Times New Roman" w:hAnsi="Times New Roman" w:cs="Times New Roman"/>
+              </w:rPr>
+              <w:t>}</w:t>
             </w:r>
           </w:p>
         </w:tc>
@@ -1699,6 +1787,12 @@
               <w:rPr>
                 <w:rFonts w:ascii="Times New Roman" w:hAnsi="Times New Roman" w:cs="Times New Roman"/>
               </w:rPr>
+              <w:t>client_</w:t>
+            </w:r>
+            <w:r>
+              <w:rPr>
+                <w:rFonts w:ascii="Times New Roman" w:hAnsi="Times New Roman" w:cs="Times New Roman"/>
+              </w:rPr>
               <w:t>tel_no</w:t>
             </w:r>
             <w:proofErr w:type="spellEnd"/>
@@ -1863,7 +1957,15 @@
               <w:rPr>
                 <w:rFonts w:ascii="Times New Roman" w:hAnsi="Times New Roman" w:cs="Times New Roman"/>
               </w:rPr>
-              <w:t>{2</w:t>
+              <w:t>{</w:t>
+            </w:r>
+            <w:bookmarkStart w:id="0" w:name="_GoBack"/>
+            <w:bookmarkEnd w:id="0"/>
+            <w:r>
+              <w:rPr>
+                <w:rFonts w:ascii="Times New Roman" w:hAnsi="Times New Roman" w:cs="Times New Roman"/>
+              </w:rPr>
+              <w:t>2</w:t>
             </w:r>
             <w:r>
               <w:rPr>
@@ -3855,8 +3957,6 @@
               </w:rPr>
               <w:t>}</w:t>
             </w:r>
-            <w:bookmarkStart w:id="0" w:name="_GoBack"/>
-            <w:bookmarkEnd w:id="0"/>
           </w:p>
         </w:tc>
         <w:tc>
@@ -8936,6 +9036,8 @@
     <w:rsid w:val="004A3024"/>
     <w:rsid w:val="00961E7E"/>
     <w:rsid w:val="00BE71C0"/>
+    <w:rsid w:val="00C342A3"/>
+    <w:rsid w:val="00E95FBB"/>
   </w:rsids>
   <m:mathPr>
     <m:mathFont m:val="Cambria Math"/>
